--- a/02_Word規程ドラフト/監査役規程_ドラフト.docx
+++ b/02_Word規程ドラフト/監査役規程_ドラフト.docx
@@ -455,6 +455,21 @@
     </w:p>
     <w:p>
       <w:pPr>
+        <w:pStyle w:val="ListNumber"/>
+        <w:spacing w:before="0" w:after="160" w:line="280" w:lineRule="auto"/>
+        <w:ind w:left="720" w:hanging="360"/>
+      </w:pPr>
+      <w:r>
+        <w:rPr>
+          <w:rFonts w:ascii="Arial Unicode MS" w:hAnsi="Arial Unicode MS" w:eastAsia="Arial Unicode MS" w:cs="Arial Unicode MS"/>
+          <w:b w:val="0"/>
+          <w:i w:val="0"/>
+        </w:rPr>
+        <w:t>初回の監査計画は、監査役選任後速やかに作成する。</w:t>
+      </w:r>
+    </w:p>
+    <w:p>
+      <w:pPr>
         <w:pStyle w:val="Heading2"/>
       </w:pPr>
       <w:r>
@@ -732,6 +747,21 @@
     </w:p>
     <w:p>
       <w:pPr>
+        <w:pStyle w:val="ListNumber"/>
+        <w:spacing w:before="0" w:after="160" w:line="280" w:lineRule="auto"/>
+        <w:ind w:left="720" w:hanging="360"/>
+      </w:pPr>
+      <w:r>
+        <w:rPr>
+          <w:rFonts w:ascii="Arial Unicode MS" w:hAnsi="Arial Unicode MS" w:eastAsia="Arial Unicode MS" w:cs="Arial Unicode MS"/>
+          <w:b w:val="0"/>
+          <w:i w:val="0"/>
+        </w:rPr>
+        <w:t>監査役監査資料は、Notion又はGoogle Driveその他管理部が指定する場所に保存する。</w:t>
+      </w:r>
+    </w:p>
+    <w:p>
+      <w:pPr>
         <w:pStyle w:val="Heading2"/>
       </w:pPr>
       <w:r>
@@ -846,51 +876,6 @@
           <w:b w:val="0"/>
           <w:i w:val="0"/>
         </w:rPr>
-        <w:t>監査役候補者</w:t>
-      </w:r>
-    </w:p>
-    <w:p>
-      <w:pPr>
-        <w:pStyle w:val="ListBullet"/>
-        <w:spacing w:before="0" w:after="160" w:line="280" w:lineRule="auto"/>
-        <w:ind w:left="720" w:hanging="360"/>
-      </w:pPr>
-      <w:r>
-        <w:rPr>
-          <w:rFonts w:ascii="Arial Unicode MS" w:hAnsi="Arial Unicode MS" w:eastAsia="Arial Unicode MS" w:cs="Arial Unicode MS"/>
-          <w:b w:val="0"/>
-          <w:i w:val="0"/>
-        </w:rPr>
-        <w:t>常勤監査役とするか、非常勤監査役とするか</w:t>
-      </w:r>
-    </w:p>
-    <w:p>
-      <w:pPr>
-        <w:pStyle w:val="ListBullet"/>
-        <w:spacing w:before="0" w:after="160" w:line="280" w:lineRule="auto"/>
-        <w:ind w:left="720" w:hanging="360"/>
-      </w:pPr>
-      <w:r>
-        <w:rPr>
-          <w:rFonts w:ascii="Arial Unicode MS" w:hAnsi="Arial Unicode MS" w:eastAsia="Arial Unicode MS" w:cs="Arial Unicode MS"/>
-          <w:b w:val="0"/>
-          <w:i w:val="0"/>
-        </w:rPr>
-        <w:t>監査役会を設置する予定の有無</w:t>
-      </w:r>
-    </w:p>
-    <w:p>
-      <w:pPr>
-        <w:pStyle w:val="ListBullet"/>
-        <w:spacing w:before="0" w:after="160" w:line="280" w:lineRule="auto"/>
-        <w:ind w:left="720" w:hanging="360"/>
-      </w:pPr>
-      <w:r>
-        <w:rPr>
-          <w:rFonts w:ascii="Arial Unicode MS" w:hAnsi="Arial Unicode MS" w:eastAsia="Arial Unicode MS" w:cs="Arial Unicode MS"/>
-          <w:b w:val="0"/>
-          <w:i w:val="0"/>
-        </w:rPr>
         <w:t>監査役の任期、報酬、責任限定契約の方針</w:t>
       </w:r>
     </w:p>
@@ -906,22 +891,7 @@
           <w:b w:val="0"/>
           <w:i w:val="0"/>
         </w:rPr>
-        <w:t>監査計画の初回作成時期</w:t>
-      </w:r>
-    </w:p>
-    <w:p>
-      <w:pPr>
-        <w:pStyle w:val="ListBullet"/>
-        <w:spacing w:before="0" w:after="160" w:line="280" w:lineRule="auto"/>
-        <w:ind w:left="720" w:hanging="360"/>
-      </w:pPr>
-      <w:r>
-        <w:rPr>
-          <w:rFonts w:ascii="Arial Unicode MS" w:hAnsi="Arial Unicode MS" w:eastAsia="Arial Unicode MS" w:cs="Arial Unicode MS"/>
-          <w:b w:val="0"/>
-          <w:i w:val="0"/>
-        </w:rPr>
-        <w:t>内部監査担当者との役割分担</w:t>
+        <w:t>外部専門家による内部監査支援との役割分担</w:t>
       </w:r>
     </w:p>
     <w:p>
@@ -994,7 +964,82 @@
           <w:b w:val="0"/>
           <w:i w:val="0"/>
         </w:rPr>
-        <w:t>監査役会を設置するかどうかは未定。まずは監査役設置を前提としたドラフトとする。</w:t>
+        <w:t>監査役候補者は現時点では未定とする。</w:t>
+      </w:r>
+    </w:p>
+    <w:p>
+      <w:pPr>
+        <w:pStyle w:val="ListBullet"/>
+        <w:spacing w:before="0" w:after="160" w:line="280" w:lineRule="auto"/>
+        <w:ind w:left="720" w:hanging="360"/>
+      </w:pPr>
+      <w:r>
+        <w:rPr>
+          <w:rFonts w:ascii="Arial Unicode MS" w:hAnsi="Arial Unicode MS" w:eastAsia="Arial Unicode MS" w:cs="Arial Unicode MS"/>
+          <w:b w:val="0"/>
+          <w:i w:val="0"/>
+        </w:rPr>
+        <w:t>監査役は外部候補を優先し、非常勤監査役で開始する方針とする。</w:t>
+      </w:r>
+    </w:p>
+    <w:p>
+      <w:pPr>
+        <w:pStyle w:val="ListBullet"/>
+        <w:spacing w:before="0" w:after="160" w:line="280" w:lineRule="auto"/>
+        <w:ind w:left="720" w:hanging="360"/>
+      </w:pPr>
+      <w:r>
+        <w:rPr>
+          <w:rFonts w:ascii="Arial Unicode MS" w:hAnsi="Arial Unicode MS" w:eastAsia="Arial Unicode MS" w:cs="Arial Unicode MS"/>
+          <w:b w:val="0"/>
+          <w:i w:val="0"/>
+        </w:rPr>
+        <w:t>監査役の選任時期はN-1期中とする。</w:t>
+      </w:r>
+    </w:p>
+    <w:p>
+      <w:pPr>
+        <w:pStyle w:val="ListBullet"/>
+        <w:spacing w:before="0" w:after="160" w:line="280" w:lineRule="auto"/>
+        <w:ind w:left="720" w:hanging="360"/>
+      </w:pPr>
+      <w:r>
+        <w:rPr>
+          <w:rFonts w:ascii="Arial Unicode MS" w:hAnsi="Arial Unicode MS" w:eastAsia="Arial Unicode MS" w:cs="Arial Unicode MS"/>
+          <w:b w:val="0"/>
+          <w:i w:val="0"/>
+        </w:rPr>
+        <w:t>監査役会は当面設置しない。まずは監査役1名の設置を前提としたドラフトとする。</w:t>
+      </w:r>
+    </w:p>
+    <w:p>
+      <w:pPr>
+        <w:pStyle w:val="ListBullet"/>
+        <w:spacing w:before="0" w:after="160" w:line="280" w:lineRule="auto"/>
+        <w:ind w:left="720" w:hanging="360"/>
+      </w:pPr>
+      <w:r>
+        <w:rPr>
+          <w:rFonts w:ascii="Arial Unicode MS" w:hAnsi="Arial Unicode MS" w:eastAsia="Arial Unicode MS" w:cs="Arial Unicode MS"/>
+          <w:b w:val="0"/>
+          <w:i w:val="0"/>
+        </w:rPr>
+        <w:t>内部監査は初期は外部専門家を活用し、社内内部監査候補者はいない前提で設計する。</w:t>
+      </w:r>
+    </w:p>
+    <w:p>
+      <w:pPr>
+        <w:pStyle w:val="ListBullet"/>
+        <w:spacing w:before="0" w:after="160" w:line="280" w:lineRule="auto"/>
+        <w:ind w:left="720" w:hanging="360"/>
+      </w:pPr>
+      <w:r>
+        <w:rPr>
+          <w:rFonts w:ascii="Arial Unicode MS" w:hAnsi="Arial Unicode MS" w:eastAsia="Arial Unicode MS" w:cs="Arial Unicode MS"/>
+          <w:b w:val="0"/>
+          <w:i w:val="0"/>
+        </w:rPr>
+        <w:t>監査役監査資料はNotion又はGoogle Driveに保存する。</w:t>
       </w:r>
     </w:p>
     <w:sectPr>
